--- a/demo/02_metafor_bcg/manuscript_final.docx
+++ b/demo/02_metafor_bcg/manuscript_final.docx
@@ -202,7 +202,7 @@
         <w:pStyle w:val="BodyText"/>
       </w:pPr>
       <w:r>
-        <w:t xml:space="preserve">The original meta-analysis by Colditz et al. (1994) synthesized evidence from 13 prospective trials and demonstrated a pooled relative risk of approximately 0.49, with latitude emerging as a significant moderator. The present re-analysis applies current meta-analytic methodology, including restricted maximum likelihood estimation, prediction intervals, and contemporary publication bias assessment, to this foundational dataset. The objective was to quantify the overall efficacy of BCG vaccination in preventing tuberculosis and to explore sources of between-study heterogeneity through subgroup analysis and meta-regression.</w:t>
+        <w:t xml:space="preserve">The original meta-analysis by Colditz et al. (1994) synthesized evidence from 13 prospective trials and demonstrated a pooled relative risk of approximately 0.49, with latitude emerging as a significant moderator. However, the original analysis employed a DerSimonian-Laird estimator without prediction intervals, did not report meta-regression R² statistics, and predated the PRISMA reporting framework. The present re-analysis addresses these gaps by applying restricted maximum likelihood (REML) estimation, computing prediction intervals to characterize the distribution of true effects, conducting meta-regression with R² quantification, performing a complete publication bias assessment (Egger, Begg, and trim-and-fill), and reporting in accordance with PRISMA 2020 guidelines. The objective was to quantify the overall efficacy of BCG vaccination in preventing tuberculosis and to explore sources of between-study heterogeneity through subgroup analysis and meta-regression.</w:t>
       </w:r>
     </w:p>
     <w:bookmarkEnd w:id="10"/>
@@ -265,7 +265,64 @@
         <w:pStyle w:val="FirstParagraph"/>
       </w:pPr>
       <w:r>
-        <w:t xml:space="preserve">PubMed, Embase, and the Cochrane Central Register of Controlled Trials (CENTRAL) were searched from inception through December 2023. The search strategy combined MeSH terms and free-text keywords for BCG vaccination and tuberculosis, supplemented by manual review of reference lists from identified systematic reviews.</w:t>
+        <w:t xml:space="preserve">PubMed, Embase, and the Cochrane Central Register of Controlled Trials (CENTRAL) were searched from inception through December 2023. The search strategy combined MeSH terms and free-text keywords for BCG vaccination and tuberculosis (PubMed example: (</w:t>
+      </w:r>
+      <w:r>
+        <w:t xml:space="preserve">“BCG Vaccine”</w:t>
+      </w:r>
+      <w:r>
+        <w:t xml:space="preserve">[MeSH] OR</w:t>
+      </w:r>
+      <w:r>
+        <w:t xml:space="preserve"> </w:t>
+      </w:r>
+      <w:r>
+        <w:t xml:space="preserve">“BCG”</w:t>
+      </w:r>
+      <w:r>
+        <w:t xml:space="preserve"> </w:t>
+      </w:r>
+      <w:r>
+        <w:t xml:space="preserve">OR</w:t>
+      </w:r>
+      <w:r>
+        <w:t xml:space="preserve"> </w:t>
+      </w:r>
+      <w:r>
+        <w:t xml:space="preserve">“Bacillus Calmette-Guerin”</w:t>
+      </w:r>
+      <w:r>
+        <w:t xml:space="preserve">) AND (</w:t>
+      </w:r>
+      <w:r>
+        <w:t xml:space="preserve">“Tuberculosis”</w:t>
+      </w:r>
+      <w:r>
+        <w:t xml:space="preserve">[MeSH] OR</w:t>
+      </w:r>
+      <w:r>
+        <w:t xml:space="preserve"> </w:t>
+      </w:r>
+      <w:r>
+        <w:t xml:space="preserve">“tuberculosis”</w:t>
+      </w:r>
+      <w:r>
+        <w:t xml:space="preserve">) AND (</w:t>
+      </w:r>
+      <w:r>
+        <w:t xml:space="preserve">“randomized controlled trial”</w:t>
+      </w:r>
+      <w:r>
+        <w:t xml:space="preserve">[pt] OR</w:t>
+      </w:r>
+      <w:r>
+        <w:t xml:space="preserve"> </w:t>
+      </w:r>
+      <w:r>
+        <w:t xml:space="preserve">“controlled clinical trial”</w:t>
+      </w:r>
+      <w:r>
+        <w:t xml:space="preserve">[pt])), supplemented by manual review of reference lists from identified systematic reviews. The complete Boolean search syntax for all three databases is provided in the Supplementary Appendix.</w:t>
       </w:r>
     </w:p>
     <w:bookmarkEnd w:id="13"/>
@@ -355,7 +412,7 @@
         <w:pStyle w:val="FirstParagraph"/>
       </w:pPr>
       <w:r>
-        <w:t xml:space="preserve">The database search identified 847 records, supplemented by 42 records from other sources. After removal of 277 duplicates, 612 records were screened at the title and abstract level, of which 71 proceeded to full-text assessment. Fifty-eight articles were excluded for the following reasons: not a randomized or quasi-randomized trial (n = 23), no tuberculosis outcome (n = 14), duplicate population (n = 11), or insufficient data (n = 10). Thirteen trials met all eligibility criteria and were included in the quantitative synthesis (Figure 1).</w:t>
+        <w:t xml:space="preserve">The database search identified 847 records, supplemented by 42 records from other sources (note: screening numbers in this PRISMA flow are constructed for demonstration purposes and do not reflect an actual systematic search). After removal of 277 duplicates, 612 records were screened at the title and abstract level, of which 71 proceeded to full-text assessment. Fifty-eight articles were excluded for the following reasons: not a randomized or quasi-randomized trial (n = 23), no tuberculosis outcome (n = 14), duplicate population (n = 11), or insufficient data (n = 10). Thirteen trials met all eligibility criteria and were included in the quantitative synthesis (Figure 1).</w:t>
       </w:r>
     </w:p>
     <w:bookmarkEnd w:id="18"/>
@@ -498,7 +555,7 @@
         <w:pStyle w:val="BodyText"/>
       </w:pPr>
       <w:r>
-        <w:t xml:space="preserve">Subgroup analysis by allocation method did not reveal statistically significant differences, suggesting that variations in randomization procedures did not systematically bias the findings. The prediction interval (0.155-1.549) warrants attention, however, as it indicates that the true effect in a new setting could potentially include a risk ratio exceeding unity. This underscores the clinical reality that BCG efficacy cannot be assumed to be uniformly protective across all populations and geographic contexts.</w:t>
+        <w:t xml:space="preserve">Subgroup analysis by allocation method did not reveal statistically significant differences, suggesting that variations in randomization procedures did not systematically bias the findings. The prediction interval (0.155-1.549) warrants particular attention because its upper bound exceeds unity, meaning that a new trial conducted in a different setting could plausibly observe no protective benefit or even a slight increase in tuberculosis risk among vaccinated individuals. This has direct policy implications: national immunization programs in low-latitude regions cannot rely on the pooled estimate alone to justify BCG vaccination for tuberculosis prevention, and the expected benefit in any individual setting remains uncertain despite the favorable overall average.</w:t>
       </w:r>
     </w:p>
     <w:p>
@@ -506,7 +563,7 @@
         <w:pStyle w:val="BodyText"/>
       </w:pPr>
       <w:r>
-        <w:t xml:space="preserve">Several limitations of this analysis should be acknowledged. First, the included trials were conducted between 1948 and 1980, and the epidemiology of tuberculosis has evolved considerably in the intervening decades. Second, the dataset does not capture information on BCG strain, which may contribute to between-study variability. Third, the prediction interval crossing unity indicates persistent uncertainty regarding the expected effect in any individual new setting. Fourth, assessment of additional moderators was limited by the small number of included studies (k = 13).</w:t>
+        <w:t xml:space="preserve">The most consequential limitation is the age of the evidence base: the included trials were conducted between 1948 and 1980, and the epidemiology of tuberculosis has evolved considerably in the intervening decades. Second, the dataset does not capture information on BCG strain, which may contribute to between-study variability. Third, the prediction interval crossing unity indicates persistent uncertainty regarding the expected effect in any individual new setting. Fourth, assessment of additional moderators was limited by the small number of included studies (k = 13).</w:t>
       </w:r>
     </w:p>
     <w:p>
